--- a/companies/ashcombe-advisory/People/2019.02.06 - Onboarding - Sandra Mcdonald_v1.docx
+++ b/companies/ashcombe-advisory/People/2019.02.06 - Onboarding - Sandra Mcdonald_v1.docx
@@ -15,12 +15,12 @@
         <w:pStyle w:val="Heading1"/>
       </w:pPr>
       <w:r>
-        <w:t>Onboarding Record: Sandra Mcdonald</w:t>
+        <w:t>New to the firm: Sandra Mcdonald</w:t>
       </w:r>
     </w:p>
     <w:p>
       <w:r>
-        <w:t>Sandra Mcdonald joins the firm this week as a Client Coordinator on the operations team, and I want this on record for her file and for everyone she will be working with. Sandra takes on the day-to-day machinery that keeps a correspondence firm running: the shared mailbox, the calendar, the filing of what comes in and goes out, and the steady chasing of the replies and confirmations a busy office otherwise loses track of. It is not glamorous work and it is entirely load-bearing. When it is done well, as I expect it to be, nobody notices; when it is done badly, everybody does.</w:t>
+        <w:t>We are glad to have Sandra Mcdonald with us. A small firm lives or dies on whether the paperwork is in order and the right version reaches the right hands, and that is exactly the discipline she brings. She has spent her career close to the records, the sort of person who can tell you where a document is without opening a drawer, and her arrival takes real weight off the rest of the office.</w:t>
       </w:r>
     </w:p>
     <w:sectPr>
